--- a/BarSkills_S09_TM.docx
+++ b/BarSkills_S09_TM.docx
@@ -3480,7 +3480,7 @@
           <w:i w:val="0"/>
           <w:sz w:val="20"/>
         </w:rPr>
-        <w:t>Menu composition: a well-built cocktail menu covers all major drinking occasions. Minimum one entry per category. If a category is missing, the bar loses a sale every time a guest at that table wants that style of drink. Not an inconvenience — a lost revenue line.</w:t>
+        <w:t>Menu composition: a well-built cocktail menu covers the drinking occasions relevant to its concept. The categories in the SB are a working framework — not a fixed list. The bar concept determines which apply, which to combine, and whether additional categories belong. A beach bar needs Frozen. A supper club needs Hot cocktails. A wine-forward venue may not need Spirit-Forward. The framework is the starting point. The concept is the edit.</w:t>
       </w:r>
     </w:p>
     <w:p>
@@ -3493,7 +3493,7 @@
           <w:i w:val="0"/>
           <w:sz w:val="20"/>
         </w:rPr>
-        <w:t>The six categories: Sour (shaken, citrus-forward), Spirit-Forward (stirred), Sparkling/Light, Sweet/Indulgent, Long/Refreshing, Zero-Proof. A menu without zero-proof loses every table with one non-drinker. A menu without spirit-forward loses the serious drinker. Missing categories are missing sales.</w:t>
+        <w:t>The core categories: Sour, Spirit-Forward, Sparkling, Sweet, Long, Zero-Proof. Extended categories depending on concept: Hot/Specialty Coffee, Frozen/Blended, Low ABV/Session. A category absent from a menu should be a deliberate decision — not an oversight. When a guest cannot find the style they want, that table's spend drops. Ask the student: which categories does your concept require, and which can you confidently leave out?</w:t>
       </w:r>
     </w:p>
     <w:p>
@@ -3962,7 +3962,7 @@
           <w:i w:val="0"/>
           <w:sz w:val="20"/>
         </w:rPr>
-        <w:t>Ask: if you were opening your own bar tomorrow and you could only have six cocktails on the menu — one from each category — what would each one be? Make the student name all six and explain the category it covers. This is the session's closing exercise before the practical begins.</w:t>
+        <w:t>Ask: if you were opening your own bar tomorrow, which categories from the framework would you include and which would you leave out — and why? Make the student justify both the inclusions and the omissions based on their concept. There is no fixed right answer. The point is that every decision is deliberate. This is the session's closing exercise before the practical begins.</w:t>
       </w:r>
     </w:p>
     <w:p>

--- a/BarSkills_S09_TM.docx
+++ b/BarSkills_S09_TM.docx
@@ -1353,7 +1353,7 @@
           <w:i w:val="0"/>
           <w:sz w:val="20"/>
         </w:rPr>
-        <w:t>Work through the Classic Cosmopolitan calculation live. Write it out: $2.10 cost ÷ $15 price × 100 = 14%. Ask: is this good? Then ask: what if it takes 6 minutes to make because the bar has to squeeze fresh juice to order during service? What does the pour cost look like then? (Answer: still 14%, but the labour cost on 6 minutes of bartender time may cost the bar more than the 4 points of pour cost they saved.)</w:t>
+        <w:t>Work through the Classic Cosmopolitan calculation live. Write it out: $2.93 cost ÷ $15 price × 100 = 19.5%. Ask: is this good? Then ask: what if it takes 6 minutes to make because the bar has to squeeze fresh juice to order during service? What does the pour cost look like then? (Answer: still 19.5%, but the labour cost on 6 minutes of bartender time may cost the bar more than any margin advantage.)</w:t>
       </w:r>
     </w:p>
     <w:p>
@@ -4132,7 +4132,7 @@
           <w:i w:val="0"/>
           <w:sz w:val="20"/>
         </w:rPr>
-        <w:t>The teaching point is efficiency. Two ingredients, no shaking, no straining. Walk through the cost calculation live as the student builds: $2.80 total cost ÷ $14 selling price × 100 = 20%. On target. Ask: is this a Star, Plowhorse, Puzzle, or Dog? Answer depends on sales volume — but pour cost says it could be a Star. Instruct the student to straw-taste and call the balance before presenting.</w:t>
+        <w:t>The teaching point is efficiency. Two ingredients, no shaking, no straining. Walk through the cost calculation live as the student builds: $3.74 total cost ÷ $17 selling price × 100 = 22%. At target. Ask: is this a Star, Plowhorse, Puzzle, or Dog? Answer depends on sales volume — but pour cost says it could be a Star. Instruct the student to straw-taste and call the balance before presenting.</w:t>
       </w:r>
     </w:p>
     <w:tbl>
@@ -4321,7 +4321,7 @@
               <w:rPr>
                 <w:sz w:val="18"/>
               </w:rPr>
-              <w:t>Student states $2.80 cost, $14 price, 20% pour cost.</w:t>
+              <w:t>Student states $3.74 cost, $17 price, 22% pour cost.</w:t>
             </w:r>
           </w:p>
         </w:tc>
@@ -4574,7 +4574,7 @@
           <w:i w:val="0"/>
           <w:sz w:val="20"/>
         </w:rPr>
-        <w:t>Build the drink to full spec. Calculate the cost live: $2.10 ÷ $15 = 14%. Ask: is this a Star or a Puzzle? Answer: excellent pour cost, but the menu positioning makes it a Puzzle. The recipe is not the problem — the engineering around it is. That is the setup for Build 04.</w:t>
+        <w:t>Build the drink to full spec. Calculate the cost live: $2.93 ÷ $15 = 19.5%. Ask: is this a Star or a Puzzle? Answer: pour cost within target, but the menu positioning makes it a Puzzle. The recipe is not the problem — the engineering around it is. That is the setup for Build 04.</w:t>
       </w:r>
     </w:p>
     <w:tbl>
@@ -4647,7 +4647,7 @@
               <w:rPr>
                 <w:sz w:val="18"/>
               </w:rPr>
-              <w:t>1.5oz vodka + 0.5oz Triple Sec + 0.5oz lime + 0.5oz cranberry. 2oz total alcohol.</w:t>
+              <w:t>1.5oz vodka + 0.5oz Triple Sec + 0.25oz simple syrup + 1oz lime + 1oz cranberry. 2oz total alcohol.</w:t>
             </w:r>
           </w:p>
         </w:tc>
@@ -4763,7 +4763,7 @@
               <w:rPr>
                 <w:sz w:val="18"/>
               </w:rPr>
-              <w:t>Expressed lemon twist. Pinched over glass, oil visible on surface, placed on rim.</w:t>
+              <w:t>Fresh lime twist. Pinched over glass, citrus oil visible on surface, placed on rim.</w:t>
             </w:r>
           </w:p>
         </w:tc>
@@ -4791,7 +4791,7 @@
               <w:rPr>
                 <w:sz w:val="18"/>
               </w:rPr>
-              <w:t>Student classifies and justifies: Puzzle. High margin, poor positioning.</w:t>
+              <w:t>Student classifies and justifies: Puzzle. Pour cost within target, poor positioning.</w:t>
             </w:r>
           </w:p>
         </w:tc>
@@ -4916,7 +4916,7 @@
           <w:i w:val="0"/>
           <w:sz w:val="20"/>
         </w:rPr>
-        <w:t>Now build the full elevated version. Walk through the cost comparison table. State the numbers out loud: $2.10 becomes $2.52. $15 becomes $19. Pour cost goes from 14% to 13.3%. Profit per drink increases by $3.58. The modifications did not just improve the guest experience — they improved the margin.</w:t>
+        <w:t>Now build the full elevated version. Walk through the cost comparison table. State the numbers out loud: $2.93 becomes $3.13. $15 becomes $19. Pour cost goes from 19.5% to 16.5%. Profit per drink increases by $3.80. The modifications did not just improve the guest experience — they improved the margin.</w:t>
       </w:r>
     </w:p>
     <w:tbl>
@@ -5369,7 +5369,7 @@
               <w:rPr>
                 <w:sz w:val="18"/>
               </w:rPr>
-              <w:t>$19 − $2.52 = $16.48 profit vs $15 − $2.10 = $12.90. Additional profit = $3.58 per drink.</w:t>
+              <w:t>$19 − $3.13 = $15.87 profit vs $15 − $2.93 = $12.07. Additional profit = $3.80 per drink.</w:t>
             </w:r>
           </w:p>
         </w:tc>
